--- a/Data and protocos Houbara and Human activities Morocco/HB_SCO_NorthAfrica_frame_protocol.docx
+++ b/Data and protocos Houbara and Human activities Morocco/HB_SCO_NorthAfrica_frame_protocol.docx
@@ -92,7 +92,7 @@
     </w:p>
     <w:tbl>
       <w:tblPr>
-        <w:tblStyle w:val="Grilledutableau"/>
+        <w:tblStyle w:val="TableGrid"/>
         <w:tblW w:w="0" w:type="auto"/>
         <w:tblInd w:w="577" w:type="dxa"/>
         <w:tblLook w:val="04A0" w:firstRow="1" w:lastRow="0" w:firstColumn="1" w:lastColumn="0" w:noHBand="0" w:noVBand="1"/>
@@ -516,7 +516,7 @@
     </w:p>
     <w:p>
       <w:pPr>
-        <w:pStyle w:val="TM1"/>
+        <w:pStyle w:val="TOC1"/>
         <w:tabs>
           <w:tab w:val="right" w:leader="dot" w:pos="9350"/>
         </w:tabs>
@@ -556,7 +556,7 @@
       <w:hyperlink w:anchor="_Toc65128516" w:history="1">
         <w:r>
           <w:rPr>
-            <w:rStyle w:val="Lienhypertexte"/>
+            <w:rStyle w:val="Hyperlink"/>
             <w:noProof/>
           </w:rPr>
           <w:t>I. Generalities</w:t>
@@ -613,7 +613,7 @@
     </w:p>
     <w:p>
       <w:pPr>
-        <w:pStyle w:val="TM1"/>
+        <w:pStyle w:val="TOC1"/>
         <w:tabs>
           <w:tab w:val="right" w:leader="dot" w:pos="9350"/>
         </w:tabs>
@@ -626,7 +626,7 @@
       <w:hyperlink w:anchor="_Toc65128517" w:history="1">
         <w:r>
           <w:rPr>
-            <w:rStyle w:val="Lienhypertexte"/>
+            <w:rStyle w:val="Hyperlink"/>
             <w:noProof/>
           </w:rPr>
           <w:t>II. Field sampling design</w:t>
@@ -683,7 +683,7 @@
     </w:p>
     <w:p>
       <w:pPr>
-        <w:pStyle w:val="TM1"/>
+        <w:pStyle w:val="TOC1"/>
         <w:tabs>
           <w:tab w:val="right" w:leader="dot" w:pos="9350"/>
         </w:tabs>
@@ -696,7 +696,7 @@
       <w:hyperlink w:anchor="_Toc65128518" w:history="1">
         <w:r>
           <w:rPr>
-            <w:rStyle w:val="Lienhypertexte"/>
+            <w:rStyle w:val="Hyperlink"/>
             <w:noProof/>
           </w:rPr>
           <w:t>III. Houbara MSCO specifications</w:t>
@@ -753,7 +753,7 @@
     </w:p>
     <w:p>
       <w:pPr>
-        <w:pStyle w:val="TM1"/>
+        <w:pStyle w:val="TOC1"/>
         <w:tabs>
           <w:tab w:val="right" w:leader="dot" w:pos="9350"/>
         </w:tabs>
@@ -766,7 +766,7 @@
       <w:hyperlink w:anchor="_Toc65128519" w:history="1">
         <w:r>
           <w:rPr>
-            <w:rStyle w:val="Lienhypertexte"/>
+            <w:rStyle w:val="Hyperlink"/>
             <w:noProof/>
           </w:rPr>
           <w:t>IV. Operating mode</w:t>
@@ -948,7 +948,13 @@
     <w:p/>
     <w:p>
       <w:r>
-        <w:t>They consist in a set of circular observations (360°) performed to detect the targeted species. They are standardized in the sense that the period, number of observers, observation tools, observation duration and spatial location of observation points are pre-determined.</w:t>
+        <w:rPr>
+          <w:highlight w:val="yellow"/>
+        </w:rPr>
+        <w:t>They consist in a set of circular observations (360°)</w:t>
+      </w:r>
+      <w:r>
+        <w:t xml:space="preserve"> performed to detect the targeted species. They are standardized in the sense that the period, number of observers, observation tools, observation duration and spatial location of observation points are pre-determined.</w:t>
       </w:r>
     </w:p>
     <w:p/>
@@ -965,7 +971,7 @@
     </w:p>
     <w:p>
       <w:pPr>
-        <w:pStyle w:val="Paragraphedeliste"/>
+        <w:pStyle w:val="ListParagraph"/>
         <w:numPr>
           <w:ilvl w:val="0"/>
           <w:numId w:val="17"/>
@@ -983,7 +989,7 @@
     </w:p>
     <w:p>
       <w:pPr>
-        <w:pStyle w:val="Paragraphedeliste"/>
+        <w:pStyle w:val="ListParagraph"/>
         <w:numPr>
           <w:ilvl w:val="0"/>
           <w:numId w:val="17"/>
@@ -999,17 +1005,12 @@
       </w:r>
       <w:proofErr w:type="gramEnd"/>
       <w:r>
-        <w:t xml:space="preserve"> measured </w:t>
-      </w:r>
-      <w:proofErr w:type="gramStart"/>
-      <w:r>
-        <w:t>accurately;</w:t>
-      </w:r>
-      <w:proofErr w:type="gramEnd"/>
-    </w:p>
-    <w:p>
-      <w:pPr>
-        <w:pStyle w:val="Paragraphedeliste"/>
+        <w:t xml:space="preserve"> measured accurately;</w:t>
+      </w:r>
+    </w:p>
+    <w:p>
+      <w:pPr>
+        <w:pStyle w:val="ListParagraph"/>
         <w:numPr>
           <w:ilvl w:val="0"/>
           <w:numId w:val="17"/>
@@ -1017,25 +1018,17 @@
         <w:spacing w:line="240" w:lineRule="auto"/>
       </w:pPr>
       <w:r>
-        <w:t xml:space="preserve">Detection at low </w:t>
+        <w:t xml:space="preserve">Detection at low distance is </w:t>
       </w:r>
       <w:proofErr w:type="gramStart"/>
       <w:r>
-        <w:t>distance</w:t>
+        <w:t>perfect;</w:t>
       </w:r>
       <w:proofErr w:type="gramEnd"/>
-      <w:r>
-        <w:t xml:space="preserve"> is </w:t>
-      </w:r>
-      <w:proofErr w:type="gramStart"/>
-      <w:r>
-        <w:t>perfect;</w:t>
-      </w:r>
-      <w:proofErr w:type="gramEnd"/>
-    </w:p>
-    <w:p>
-      <w:pPr>
-        <w:pStyle w:val="Paragraphedeliste"/>
+    </w:p>
+    <w:p>
+      <w:pPr>
+        <w:pStyle w:val="ListParagraph"/>
         <w:numPr>
           <w:ilvl w:val="0"/>
           <w:numId w:val="17"/>
@@ -1087,15 +1080,7 @@
         <w:t>ecology</w:t>
       </w:r>
       <w:r>
-        <w:t xml:space="preserve"> </w:t>
-      </w:r>
-      <w:proofErr w:type="gramStart"/>
-      <w:r>
-        <w:t>database and</w:t>
-      </w:r>
-      <w:proofErr w:type="gramEnd"/>
-      <w:r>
-        <w:t xml:space="preserve"> </w:t>
+        <w:t xml:space="preserve"> database and </w:t>
       </w:r>
       <w:proofErr w:type="spellStart"/>
       <w:r>
@@ -1452,7 +1437,7 @@
     </w:p>
     <w:p>
       <w:pPr>
-        <w:pStyle w:val="Paragraphedeliste"/>
+        <w:pStyle w:val="ListParagraph"/>
         <w:numPr>
           <w:ilvl w:val="0"/>
           <w:numId w:val="17"/>
@@ -1470,7 +1455,7 @@
     </w:p>
     <w:p>
       <w:pPr>
-        <w:pStyle w:val="Paragraphedeliste"/>
+        <w:pStyle w:val="ListParagraph"/>
         <w:numPr>
           <w:ilvl w:val="0"/>
           <w:numId w:val="17"/>
@@ -1494,7 +1479,7 @@
     </w:p>
     <w:p>
       <w:pPr>
-        <w:pStyle w:val="Paragraphedeliste"/>
+        <w:pStyle w:val="ListParagraph"/>
         <w:numPr>
           <w:ilvl w:val="0"/>
           <w:numId w:val="17"/>
@@ -1513,7 +1498,7 @@
     </w:p>
     <w:p>
       <w:pPr>
-        <w:pStyle w:val="Paragraphedeliste"/>
+        <w:pStyle w:val="ListParagraph"/>
       </w:pPr>
     </w:p>
     <w:p>
@@ -1595,7 +1580,7 @@
     <w:sdtContent>
       <w:p>
         <w:pPr>
-          <w:pStyle w:val="Pieddepage"/>
+          <w:pStyle w:val="Footer"/>
           <w:jc w:val="center"/>
         </w:pPr>
         <w:r>
@@ -1624,7 +1609,7 @@
   </w:sdt>
   <w:p>
     <w:pPr>
-      <w:pStyle w:val="Pieddepage"/>
+      <w:pStyle w:val="Footer"/>
     </w:pPr>
   </w:p>
 </w:ftr>
@@ -1659,7 +1644,7 @@
 <w:hdr xmlns:wpc="http://schemas.microsoft.com/office/word/2010/wordprocessingCanvas" xmlns:cx="http://schemas.microsoft.com/office/drawing/2014/chartex" xmlns:cx1="http://schemas.microsoft.com/office/drawing/2015/9/8/chartex" xmlns:cx2="http://schemas.microsoft.com/office/drawing/2015/10/21/chartex" xmlns:cx3="http://schemas.microsoft.com/office/drawing/2016/5/9/chartex" xmlns:cx4="http://schemas.microsoft.com/office/drawing/2016/5/10/chartex" xmlns:cx5="http://schemas.microsoft.com/office/drawing/2016/5/11/chartex" xmlns:cx6="http://schemas.microsoft.com/office/drawing/2016/5/12/chartex" xmlns:cx7="http://schemas.microsoft.com/office/drawing/2016/5/13/chartex" xmlns:cx8="http://schemas.microsoft.com/office/drawing/2016/5/14/chartex" xmlns:mc="http://schemas.openxmlformats.org/markup-compatibility/2006" xmlns:aink="http://schemas.microsoft.com/office/drawing/2016/ink" xmlns:am3d="http://schemas.microsoft.com/office/drawing/2017/model3d" xmlns:o="urn:schemas-microsoft-com:office:office" xmlns:oel="http://schemas.microsoft.com/office/2019/extlst" xmlns:r="http://schemas.openxmlformats.org/officeDocument/2006/relationships" xmlns:m="http://schemas.openxmlformats.org/officeDocument/2006/math" xmlns:v="urn:schemas-microsoft-com:vml" xmlns:wp14="http://schemas.microsoft.com/office/word/2010/wordprocessingDrawing" xmlns:wp="http://schemas.openxmlformats.org/drawingml/2006/wordprocessingDrawing" xmlns:w10="urn:schemas-microsoft-com:office:word" xmlns:w="http://schemas.openxmlformats.org/wordprocessingml/2006/main" xmlns:w14="http://schemas.microsoft.com/office/word/2010/wordml" xmlns:w15="http://schemas.microsoft.com/office/word/2012/wordml" xmlns:w16cex="http://schemas.microsoft.com/office/word/2018/wordml/cex" xmlns:w16cid="http://schemas.microsoft.com/office/word/2016/wordml/cid" xmlns:w16="http://schemas.microsoft.com/office/word/2018/wordml" xmlns:w16du="http://schemas.microsoft.com/office/word/2023/wordml/word16du" xmlns:w16sdtdh="http://schemas.microsoft.com/office/word/2020/wordml/sdtdatahash" xmlns:w16sdtfl="http://schemas.microsoft.com/office/word/2024/wordml/sdtformatlock" xmlns:w16se="http://schemas.microsoft.com/office/word/2015/wordml/symex" xmlns:wpg="http://schemas.microsoft.com/office/word/2010/wordprocessingGroup" xmlns:wpi="http://schemas.microsoft.com/office/word/2010/wordprocessingInk" xmlns:wne="http://schemas.microsoft.com/office/word/2006/wordml" xmlns:wps="http://schemas.microsoft.com/office/word/2010/wordprocessingShape" mc:Ignorable="w14 w15 w16se w16cid w16 w16cex w16sdtdh w16sdtfl w16du wp14">
   <w:p>
     <w:pPr>
-      <w:pStyle w:val="En-tte"/>
+      <w:pStyle w:val="Header"/>
       <w:jc w:val="right"/>
     </w:pPr>
     <w:r>
@@ -2246,7 +2231,7 @@
     <w:lvl w:ilvl="0">
       <w:start w:val="1"/>
       <w:numFmt w:val="upperRoman"/>
-      <w:pStyle w:val="Titre2"/>
+      <w:pStyle w:val="Heading2"/>
       <w:lvlText w:val="%1."/>
       <w:lvlJc w:val="left"/>
       <w:pPr>
@@ -3111,7 +3096,7 @@
     <w:lvl w:ilvl="0">
       <w:start w:val="1"/>
       <w:numFmt w:val="upperRoman"/>
-      <w:pStyle w:val="Titre1"/>
+      <w:pStyle w:val="Heading1"/>
       <w:suff w:val="space"/>
       <w:lvlText w:val="%1"/>
       <w:lvlJc w:val="left"/>
@@ -4032,12 +4017,12 @@
       <w:rFonts w:ascii="Tahoma" w:hAnsi="Tahoma"/>
     </w:rPr>
   </w:style>
-  <w:style w:type="paragraph" w:styleId="Titre1">
+  <w:style w:type="paragraph" w:styleId="Heading1">
     <w:name w:val="heading 1"/>
     <w:aliases w:val="tibo1"/>
-    <w:basedOn w:val="Titre2"/>
+    <w:basedOn w:val="Heading2"/>
     <w:next w:val="Normal"/>
-    <w:link w:val="Titre1Car"/>
+    <w:link w:val="Heading1Char"/>
     <w:autoRedefine/>
     <w:uiPriority w:val="9"/>
     <w:qFormat/>
@@ -4052,11 +4037,11 @@
       <w:color w:val="BF8F00" w:themeColor="accent4" w:themeShade="BF"/>
     </w:rPr>
   </w:style>
-  <w:style w:type="paragraph" w:styleId="Titre2">
+  <w:style w:type="paragraph" w:styleId="Heading2">
     <w:name w:val="heading 2"/>
     <w:basedOn w:val="Normal"/>
     <w:next w:val="Normal"/>
-    <w:link w:val="Titre2Car"/>
+    <w:link w:val="Heading2Char"/>
     <w:uiPriority w:val="9"/>
     <w:unhideWhenUsed/>
     <w:rsid w:val="008570D5"/>
@@ -4077,11 +4062,11 @@
       <w:lang w:val="fr-FR"/>
     </w:rPr>
   </w:style>
-  <w:style w:type="paragraph" w:styleId="Titre3">
+  <w:style w:type="paragraph" w:styleId="Heading3">
     <w:name w:val="heading 3"/>
-    <w:basedOn w:val="Titre2"/>
+    <w:basedOn w:val="Heading2"/>
     <w:next w:val="Normal"/>
-    <w:link w:val="Titre3Car"/>
+    <w:link w:val="Heading3Char"/>
     <w:uiPriority w:val="9"/>
     <w:unhideWhenUsed/>
     <w:rsid w:val="008570D5"/>
@@ -4089,11 +4074,11 @@
       <w:outlineLvl w:val="2"/>
     </w:pPr>
   </w:style>
-  <w:style w:type="paragraph" w:styleId="Titre4">
+  <w:style w:type="paragraph" w:styleId="Heading4">
     <w:name w:val="heading 4"/>
-    <w:basedOn w:val="Titre3"/>
+    <w:basedOn w:val="Heading3"/>
     <w:next w:val="Normal"/>
-    <w:link w:val="Titre4Car"/>
+    <w:link w:val="Heading4Char"/>
     <w:uiPriority w:val="9"/>
     <w:unhideWhenUsed/>
     <w:rsid w:val="008570D5"/>
@@ -4101,11 +4086,11 @@
       <w:outlineLvl w:val="3"/>
     </w:pPr>
   </w:style>
-  <w:style w:type="paragraph" w:styleId="Titre5">
+  <w:style w:type="paragraph" w:styleId="Heading5">
     <w:name w:val="heading 5"/>
     <w:basedOn w:val="Normal"/>
     <w:next w:val="Normal"/>
-    <w:link w:val="Titre5Car"/>
+    <w:link w:val="Heading5Char"/>
     <w:uiPriority w:val="9"/>
     <w:unhideWhenUsed/>
     <w:rsid w:val="00016114"/>
@@ -4120,12 +4105,12 @@
       <w:color w:val="C29138"/>
     </w:rPr>
   </w:style>
-  <w:style w:type="paragraph" w:styleId="Titre6">
+  <w:style w:type="paragraph" w:styleId="Heading6">
     <w:name w:val="heading 6"/>
     <w:aliases w:val="text 5"/>
     <w:basedOn w:val="Normal"/>
     <w:next w:val="Normal"/>
-    <w:link w:val="Titre6Car"/>
+    <w:link w:val="Heading6Char"/>
     <w:uiPriority w:val="9"/>
     <w:unhideWhenUsed/>
     <w:qFormat/>
@@ -4141,12 +4126,12 @@
       <w:color w:val="C29138"/>
     </w:rPr>
   </w:style>
-  <w:style w:type="paragraph" w:styleId="Titre7">
+  <w:style w:type="paragraph" w:styleId="Heading7">
     <w:name w:val="heading 7"/>
     <w:aliases w:val="tibo2"/>
     <w:basedOn w:val="Normal"/>
     <w:next w:val="Normal"/>
-    <w:link w:val="Titre7Car"/>
+    <w:link w:val="Heading7Char"/>
     <w:uiPriority w:val="9"/>
     <w:unhideWhenUsed/>
     <w:qFormat/>
@@ -4164,13 +4149,13 @@
       <w:color w:val="1F4D78" w:themeColor="accent1" w:themeShade="7F"/>
     </w:rPr>
   </w:style>
-  <w:style w:type="character" w:default="1" w:styleId="Policepardfaut">
+  <w:style w:type="character" w:default="1" w:styleId="DefaultParagraphFont">
     <w:name w:val="Default Paragraph Font"/>
     <w:uiPriority w:val="1"/>
     <w:semiHidden/>
     <w:unhideWhenUsed/>
   </w:style>
-  <w:style w:type="table" w:default="1" w:styleId="TableauNormal">
+  <w:style w:type="table" w:default="1" w:styleId="TableNormal">
     <w:name w:val="Normal Table"/>
     <w:uiPriority w:val="99"/>
     <w:semiHidden/>
@@ -4185,16 +4170,16 @@
       </w:tblCellMar>
     </w:tblPr>
   </w:style>
-  <w:style w:type="numbering" w:default="1" w:styleId="Aucuneliste">
+  <w:style w:type="numbering" w:default="1" w:styleId="NoList">
     <w:name w:val="No List"/>
     <w:uiPriority w:val="99"/>
     <w:semiHidden/>
     <w:unhideWhenUsed/>
   </w:style>
-  <w:style w:type="paragraph" w:styleId="En-tte">
+  <w:style w:type="paragraph" w:styleId="Header">
     <w:name w:val="header"/>
     <w:basedOn w:val="Normal"/>
-    <w:link w:val="En-tteCar"/>
+    <w:link w:val="HeaderChar"/>
     <w:uiPriority w:val="99"/>
     <w:unhideWhenUsed/>
     <w:rsid w:val="00355FDF"/>
@@ -4206,17 +4191,17 @@
       <w:spacing w:line="240" w:lineRule="auto"/>
     </w:pPr>
   </w:style>
-  <w:style w:type="character" w:customStyle="1" w:styleId="En-tteCar">
-    <w:name w:val="En-tête Car"/>
-    <w:basedOn w:val="Policepardfaut"/>
-    <w:link w:val="En-tte"/>
+  <w:style w:type="character" w:customStyle="1" w:styleId="HeaderChar">
+    <w:name w:val="Header Char"/>
+    <w:basedOn w:val="DefaultParagraphFont"/>
+    <w:link w:val="Header"/>
     <w:uiPriority w:val="99"/>
     <w:rsid w:val="00355FDF"/>
   </w:style>
-  <w:style w:type="paragraph" w:styleId="Pieddepage">
+  <w:style w:type="paragraph" w:styleId="Footer">
     <w:name w:val="footer"/>
     <w:basedOn w:val="Normal"/>
-    <w:link w:val="PieddepageCar"/>
+    <w:link w:val="FooterChar"/>
     <w:uiPriority w:val="99"/>
     <w:unhideWhenUsed/>
     <w:rsid w:val="00355FDF"/>
@@ -4228,18 +4213,18 @@
       <w:spacing w:line="240" w:lineRule="auto"/>
     </w:pPr>
   </w:style>
-  <w:style w:type="character" w:customStyle="1" w:styleId="PieddepageCar">
-    <w:name w:val="Pied de page Car"/>
-    <w:basedOn w:val="Policepardfaut"/>
-    <w:link w:val="Pieddepage"/>
+  <w:style w:type="character" w:customStyle="1" w:styleId="FooterChar">
+    <w:name w:val="Footer Char"/>
+    <w:basedOn w:val="DefaultParagraphFont"/>
+    <w:link w:val="Footer"/>
     <w:uiPriority w:val="99"/>
     <w:rsid w:val="00355FDF"/>
   </w:style>
-  <w:style w:type="character" w:customStyle="1" w:styleId="Titre1Car">
-    <w:name w:val="Titre 1 Car"/>
-    <w:aliases w:val="tibo1 Car"/>
-    <w:basedOn w:val="Policepardfaut"/>
-    <w:link w:val="Titre1"/>
+  <w:style w:type="character" w:customStyle="1" w:styleId="Heading1Char">
+    <w:name w:val="Heading 1 Char"/>
+    <w:aliases w:val="tibo1 Char"/>
+    <w:basedOn w:val="DefaultParagraphFont"/>
+    <w:link w:val="Heading1"/>
     <w:uiPriority w:val="9"/>
     <w:rsid w:val="0052344A"/>
     <w:rPr>
@@ -4250,10 +4235,10 @@
       <w:lang w:val="fr-FR"/>
     </w:rPr>
   </w:style>
-  <w:style w:type="character" w:customStyle="1" w:styleId="Titre2Car">
-    <w:name w:val="Titre 2 Car"/>
-    <w:basedOn w:val="Policepardfaut"/>
-    <w:link w:val="Titre2"/>
+  <w:style w:type="character" w:customStyle="1" w:styleId="Heading2Char">
+    <w:name w:val="Heading 2 Char"/>
+    <w:basedOn w:val="DefaultParagraphFont"/>
+    <w:link w:val="Heading2"/>
     <w:uiPriority w:val="9"/>
     <w:rsid w:val="008570D5"/>
     <w:rPr>
@@ -4264,10 +4249,10 @@
       <w:lang w:val="fr-FR"/>
     </w:rPr>
   </w:style>
-  <w:style w:type="character" w:customStyle="1" w:styleId="Titre3Car">
-    <w:name w:val="Titre 3 Car"/>
-    <w:basedOn w:val="Policepardfaut"/>
-    <w:link w:val="Titre3"/>
+  <w:style w:type="character" w:customStyle="1" w:styleId="Heading3Char">
+    <w:name w:val="Heading 3 Char"/>
+    <w:basedOn w:val="DefaultParagraphFont"/>
+    <w:link w:val="Heading3"/>
     <w:uiPriority w:val="9"/>
     <w:rsid w:val="008570D5"/>
     <w:rPr>
@@ -4278,10 +4263,10 @@
       <w:lang w:val="fr-FR"/>
     </w:rPr>
   </w:style>
-  <w:style w:type="character" w:customStyle="1" w:styleId="Titre4Car">
-    <w:name w:val="Titre 4 Car"/>
-    <w:basedOn w:val="Policepardfaut"/>
-    <w:link w:val="Titre4"/>
+  <w:style w:type="character" w:customStyle="1" w:styleId="Heading4Char">
+    <w:name w:val="Heading 4 Char"/>
+    <w:basedOn w:val="DefaultParagraphFont"/>
+    <w:link w:val="Heading4"/>
     <w:uiPriority w:val="9"/>
     <w:rsid w:val="008570D5"/>
     <w:rPr>
@@ -4292,10 +4277,10 @@
       <w:lang w:val="fr-FR"/>
     </w:rPr>
   </w:style>
-  <w:style w:type="character" w:customStyle="1" w:styleId="Titre5Car">
-    <w:name w:val="Titre 5 Car"/>
-    <w:basedOn w:val="Policepardfaut"/>
-    <w:link w:val="Titre5"/>
+  <w:style w:type="character" w:customStyle="1" w:styleId="Heading5Char">
+    <w:name w:val="Heading 5 Char"/>
+    <w:basedOn w:val="DefaultParagraphFont"/>
+    <w:link w:val="Heading5"/>
     <w:uiPriority w:val="9"/>
     <w:rsid w:val="00016114"/>
     <w:rPr>
@@ -4303,7 +4288,7 @@
       <w:color w:val="C29138"/>
     </w:rPr>
   </w:style>
-  <w:style w:type="paragraph" w:styleId="Paragraphedeliste">
+  <w:style w:type="paragraph" w:styleId="ListParagraph">
     <w:name w:val="List Paragraph"/>
     <w:basedOn w:val="Normal"/>
     <w:uiPriority w:val="34"/>
@@ -4314,9 +4299,9 @@
       <w:contextualSpacing/>
     </w:pPr>
   </w:style>
-  <w:style w:type="paragraph" w:styleId="En-ttedetabledesmatires">
+  <w:style w:type="paragraph" w:styleId="TOCHeading">
     <w:name w:val="TOC Heading"/>
-    <w:basedOn w:val="Titre1"/>
+    <w:basedOn w:val="Heading1"/>
     <w:next w:val="Normal"/>
     <w:uiPriority w:val="39"/>
     <w:unhideWhenUsed/>
@@ -4329,7 +4314,7 @@
       <w:b/>
     </w:rPr>
   </w:style>
-  <w:style w:type="paragraph" w:styleId="TM1">
+  <w:style w:type="paragraph" w:styleId="TOC1">
     <w:name w:val="toc 1"/>
     <w:basedOn w:val="Normal"/>
     <w:next w:val="Normal"/>
@@ -4341,7 +4326,7 @@
       <w:spacing w:after="100"/>
     </w:pPr>
   </w:style>
-  <w:style w:type="paragraph" w:styleId="TM2">
+  <w:style w:type="paragraph" w:styleId="TOC2">
     <w:name w:val="toc 2"/>
     <w:basedOn w:val="Normal"/>
     <w:next w:val="Normal"/>
@@ -4354,7 +4339,7 @@
       <w:ind w:left="220"/>
     </w:pPr>
   </w:style>
-  <w:style w:type="paragraph" w:styleId="TM3">
+  <w:style w:type="paragraph" w:styleId="TOC3">
     <w:name w:val="toc 3"/>
     <w:basedOn w:val="Normal"/>
     <w:next w:val="Normal"/>
@@ -4367,9 +4352,9 @@
       <w:ind w:left="440"/>
     </w:pPr>
   </w:style>
-  <w:style w:type="character" w:styleId="Lienhypertexte">
+  <w:style w:type="character" w:styleId="Hyperlink">
     <w:name w:val="Hyperlink"/>
-    <w:basedOn w:val="Policepardfaut"/>
+    <w:basedOn w:val="DefaultParagraphFont"/>
     <w:uiPriority w:val="99"/>
     <w:unhideWhenUsed/>
     <w:rsid w:val="00206648"/>
@@ -4378,7 +4363,7 @@
       <w:u w:val="single"/>
     </w:rPr>
   </w:style>
-  <w:style w:type="paragraph" w:styleId="TM4">
+  <w:style w:type="paragraph" w:styleId="TOC4">
     <w:name w:val="toc 4"/>
     <w:basedOn w:val="Normal"/>
     <w:next w:val="Normal"/>
@@ -4391,7 +4376,7 @@
       <w:ind w:left="660"/>
     </w:pPr>
   </w:style>
-  <w:style w:type="paragraph" w:styleId="TM5">
+  <w:style w:type="paragraph" w:styleId="TOC5">
     <w:name w:val="toc 5"/>
     <w:basedOn w:val="Normal"/>
     <w:next w:val="Normal"/>
@@ -4404,7 +4389,7 @@
       <w:ind w:left="880"/>
     </w:pPr>
   </w:style>
-  <w:style w:type="paragraph" w:styleId="Lgende">
+  <w:style w:type="paragraph" w:styleId="Caption">
     <w:name w:val="caption"/>
     <w:basedOn w:val="Normal"/>
     <w:next w:val="Normal"/>
@@ -4423,7 +4408,7 @@
       <w:szCs w:val="18"/>
     </w:rPr>
   </w:style>
-  <w:style w:type="paragraph" w:styleId="Tabledesillustrations">
+  <w:style w:type="paragraph" w:styleId="TableofFigures">
     <w:name w:val="table of figures"/>
     <w:basedOn w:val="Normal"/>
     <w:next w:val="Normal"/>
@@ -4431,9 +4416,9 @@
     <w:unhideWhenUsed/>
     <w:rsid w:val="00533237"/>
   </w:style>
-  <w:style w:type="character" w:styleId="Textedelespacerserv">
+  <w:style w:type="character" w:styleId="PlaceholderText">
     <w:name w:val="Placeholder Text"/>
-    <w:basedOn w:val="Policepardfaut"/>
+    <w:basedOn w:val="DefaultParagraphFont"/>
     <w:uiPriority w:val="99"/>
     <w:semiHidden/>
     <w:rsid w:val="006A23A2"/>
@@ -4441,10 +4426,10 @@
       <w:color w:val="808080"/>
     </w:rPr>
   </w:style>
-  <w:style w:type="paragraph" w:styleId="Textedebulles">
+  <w:style w:type="paragraph" w:styleId="BalloonText">
     <w:name w:val="Balloon Text"/>
     <w:basedOn w:val="Normal"/>
-    <w:link w:val="TextedebullesCar"/>
+    <w:link w:val="BalloonTextChar"/>
     <w:uiPriority w:val="99"/>
     <w:semiHidden/>
     <w:unhideWhenUsed/>
@@ -4458,10 +4443,10 @@
       <w:szCs w:val="18"/>
     </w:rPr>
   </w:style>
-  <w:style w:type="character" w:customStyle="1" w:styleId="TextedebullesCar">
-    <w:name w:val="Texte de bulles Car"/>
-    <w:basedOn w:val="Policepardfaut"/>
-    <w:link w:val="Textedebulles"/>
+  <w:style w:type="character" w:customStyle="1" w:styleId="BalloonTextChar">
+    <w:name w:val="Balloon Text Char"/>
+    <w:basedOn w:val="DefaultParagraphFont"/>
+    <w:link w:val="BalloonText"/>
     <w:uiPriority w:val="99"/>
     <w:semiHidden/>
     <w:rsid w:val="001B036A"/>
@@ -4471,9 +4456,9 @@
       <w:szCs w:val="18"/>
     </w:rPr>
   </w:style>
-  <w:style w:type="table" w:styleId="Grilledutableau">
+  <w:style w:type="table" w:styleId="TableGrid">
     <w:name w:val="Table Grid"/>
-    <w:basedOn w:val="TableauNormal"/>
+    <w:basedOn w:val="TableNormal"/>
     <w:uiPriority w:val="39"/>
     <w:rsid w:val="00487AFE"/>
     <w:pPr>
@@ -4490,7 +4475,7 @@
       </w:tblBorders>
     </w:tblPr>
   </w:style>
-  <w:style w:type="paragraph" w:styleId="Sansinterligne">
+  <w:style w:type="paragraph" w:styleId="NoSpacing">
     <w:name w:val="No Spacing"/>
     <w:uiPriority w:val="1"/>
     <w:rsid w:val="006801EE"/>
@@ -4499,9 +4484,9 @@
       <w:jc w:val="both"/>
     </w:pPr>
   </w:style>
-  <w:style w:type="character" w:styleId="Marquedecommentaire">
+  <w:style w:type="character" w:styleId="CommentReference">
     <w:name w:val="annotation reference"/>
-    <w:basedOn w:val="Policepardfaut"/>
+    <w:basedOn w:val="DefaultParagraphFont"/>
     <w:uiPriority w:val="99"/>
     <w:semiHidden/>
     <w:unhideWhenUsed/>
@@ -4511,10 +4496,10 @@
       <w:szCs w:val="16"/>
     </w:rPr>
   </w:style>
-  <w:style w:type="paragraph" w:styleId="Commentaire">
+  <w:style w:type="paragraph" w:styleId="CommentText">
     <w:name w:val="annotation text"/>
     <w:basedOn w:val="Normal"/>
-    <w:link w:val="CommentaireCar"/>
+    <w:link w:val="CommentTextChar"/>
     <w:uiPriority w:val="99"/>
     <w:unhideWhenUsed/>
     <w:rsid w:val="00846235"/>
@@ -4526,10 +4511,10 @@
       <w:szCs w:val="20"/>
     </w:rPr>
   </w:style>
-  <w:style w:type="character" w:customStyle="1" w:styleId="CommentaireCar">
-    <w:name w:val="Commentaire Car"/>
-    <w:basedOn w:val="Policepardfaut"/>
-    <w:link w:val="Commentaire"/>
+  <w:style w:type="character" w:customStyle="1" w:styleId="CommentTextChar">
+    <w:name w:val="Comment Text Char"/>
+    <w:basedOn w:val="DefaultParagraphFont"/>
+    <w:link w:val="CommentText"/>
     <w:uiPriority w:val="99"/>
     <w:rsid w:val="00846235"/>
     <w:rPr>
@@ -4537,11 +4522,11 @@
       <w:szCs w:val="20"/>
     </w:rPr>
   </w:style>
-  <w:style w:type="paragraph" w:styleId="Objetducommentaire">
+  <w:style w:type="paragraph" w:styleId="CommentSubject">
     <w:name w:val="annotation subject"/>
-    <w:basedOn w:val="Commentaire"/>
-    <w:next w:val="Commentaire"/>
-    <w:link w:val="ObjetducommentaireCar"/>
+    <w:basedOn w:val="CommentText"/>
+    <w:next w:val="CommentText"/>
+    <w:link w:val="CommentSubjectChar"/>
     <w:uiPriority w:val="99"/>
     <w:semiHidden/>
     <w:unhideWhenUsed/>
@@ -4551,10 +4536,10 @@
       <w:bCs/>
     </w:rPr>
   </w:style>
-  <w:style w:type="character" w:customStyle="1" w:styleId="ObjetducommentaireCar">
-    <w:name w:val="Objet du commentaire Car"/>
-    <w:basedOn w:val="CommentaireCar"/>
-    <w:link w:val="Objetducommentaire"/>
+  <w:style w:type="character" w:customStyle="1" w:styleId="CommentSubjectChar">
+    <w:name w:val="Comment Subject Char"/>
+    <w:basedOn w:val="CommentTextChar"/>
+    <w:link w:val="CommentSubject"/>
     <w:uiPriority w:val="99"/>
     <w:semiHidden/>
     <w:rsid w:val="00846235"/>
@@ -4565,11 +4550,11 @@
       <w:szCs w:val="20"/>
     </w:rPr>
   </w:style>
-  <w:style w:type="character" w:customStyle="1" w:styleId="Titre6Car">
-    <w:name w:val="Titre 6 Car"/>
-    <w:aliases w:val="text 5 Car"/>
-    <w:basedOn w:val="Policepardfaut"/>
-    <w:link w:val="Titre6"/>
+  <w:style w:type="character" w:customStyle="1" w:styleId="Heading6Char">
+    <w:name w:val="Heading 6 Char"/>
+    <w:aliases w:val="text 5 Char"/>
+    <w:basedOn w:val="DefaultParagraphFont"/>
+    <w:link w:val="Heading6"/>
     <w:uiPriority w:val="9"/>
     <w:rsid w:val="00016114"/>
     <w:rPr>
@@ -4577,7 +4562,7 @@
       <w:color w:val="C29138"/>
     </w:rPr>
   </w:style>
-  <w:style w:type="paragraph" w:styleId="TM6">
+  <w:style w:type="paragraph" w:styleId="TOC6">
     <w:name w:val="toc 6"/>
     <w:basedOn w:val="Normal"/>
     <w:next w:val="Normal"/>
@@ -4590,11 +4575,11 @@
       <w:ind w:left="1100"/>
     </w:pPr>
   </w:style>
-  <w:style w:type="character" w:customStyle="1" w:styleId="Titre7Car">
-    <w:name w:val="Titre 7 Car"/>
-    <w:aliases w:val="tibo2 Car"/>
-    <w:basedOn w:val="Policepardfaut"/>
-    <w:link w:val="Titre7"/>
+  <w:style w:type="character" w:customStyle="1" w:styleId="Heading7Char">
+    <w:name w:val="Heading 7 Char"/>
+    <w:aliases w:val="tibo2 Char"/>
+    <w:basedOn w:val="DefaultParagraphFont"/>
+    <w:link w:val="Heading7"/>
     <w:uiPriority w:val="9"/>
     <w:rsid w:val="00792344"/>
     <w:rPr>
@@ -4606,12 +4591,12 @@
   </w:style>
   <w:style w:type="character" w:customStyle="1" w:styleId="searchmatch">
     <w:name w:val="searchmatch"/>
-    <w:basedOn w:val="Policepardfaut"/>
+    <w:basedOn w:val="DefaultParagraphFont"/>
     <w:rsid w:val="00995095"/>
   </w:style>
   <w:style w:type="paragraph" w:customStyle="1" w:styleId="Style1">
     <w:name w:val="Style1"/>
-    <w:basedOn w:val="Titre1"/>
+    <w:basedOn w:val="Heading1"/>
     <w:link w:val="Style1Car"/>
     <w:rsid w:val="005457E7"/>
   </w:style>
@@ -4629,7 +4614,7 @@
   </w:style>
   <w:style w:type="character" w:customStyle="1" w:styleId="Style1Car">
     <w:name w:val="Style1 Car"/>
-    <w:basedOn w:val="Titre1Car"/>
+    <w:basedOn w:val="Heading1Char"/>
     <w:link w:val="Style1"/>
     <w:rsid w:val="005457E7"/>
     <w:rPr>
@@ -4642,7 +4627,7 @@
   </w:style>
   <w:style w:type="paragraph" w:customStyle="1" w:styleId="Tibo2">
     <w:name w:val="Tibo2"/>
-    <w:basedOn w:val="Titre3"/>
+    <w:basedOn w:val="Heading3"/>
     <w:link w:val="Tibo2Car"/>
     <w:qFormat/>
     <w:rsid w:val="00190FB7"/>
@@ -4675,7 +4660,7 @@
   </w:style>
   <w:style w:type="paragraph" w:customStyle="1" w:styleId="Tibo3">
     <w:name w:val="Tibo3"/>
-    <w:basedOn w:val="Titre4"/>
+    <w:basedOn w:val="Heading4"/>
     <w:link w:val="Tibo3Car"/>
     <w:qFormat/>
     <w:rsid w:val="00190FB7"/>
@@ -4694,7 +4679,7 @@
   </w:style>
   <w:style w:type="character" w:customStyle="1" w:styleId="Tibo2Car">
     <w:name w:val="Tibo2 Car"/>
-    <w:basedOn w:val="Titre3Car"/>
+    <w:basedOn w:val="Heading3Char"/>
     <w:link w:val="Tibo2"/>
     <w:rsid w:val="00190FB7"/>
     <w:rPr>
@@ -4724,7 +4709,7 @@
   </w:style>
   <w:style w:type="character" w:customStyle="1" w:styleId="Tibo3Car">
     <w:name w:val="Tibo3 Car"/>
-    <w:basedOn w:val="Titre4Car"/>
+    <w:basedOn w:val="Heading4Char"/>
     <w:link w:val="Tibo3"/>
     <w:rsid w:val="00190FB7"/>
     <w:rPr>
@@ -4735,7 +4720,7 @@
       <w:lang w:val="en-GB"/>
     </w:rPr>
   </w:style>
-  <w:style w:type="paragraph" w:styleId="TM7">
+  <w:style w:type="paragraph" w:styleId="TOC7">
     <w:name w:val="toc 7"/>
     <w:basedOn w:val="Normal"/>
     <w:next w:val="Normal"/>
@@ -4755,7 +4740,7 @@
   </w:style>
   <w:style w:type="character" w:customStyle="1" w:styleId="Tibo4Car">
     <w:name w:val="Tibo4 Car"/>
-    <w:basedOn w:val="Policepardfaut"/>
+    <w:basedOn w:val="DefaultParagraphFont"/>
     <w:link w:val="Tibo4"/>
     <w:rsid w:val="00190FB7"/>
     <w:rPr>
@@ -4766,7 +4751,7 @@
       <w:lang w:val="en-GB"/>
     </w:rPr>
   </w:style>
-  <w:style w:type="paragraph" w:styleId="TM8">
+  <w:style w:type="paragraph" w:styleId="TOC8">
     <w:name w:val="toc 8"/>
     <w:basedOn w:val="Normal"/>
     <w:next w:val="Normal"/>
@@ -4784,7 +4769,7 @@
       <w:lang w:val="fr-FR" w:eastAsia="fr-FR"/>
     </w:rPr>
   </w:style>
-  <w:style w:type="paragraph" w:styleId="TM9">
+  <w:style w:type="paragraph" w:styleId="TOC9">
     <w:name w:val="toc 9"/>
     <w:basedOn w:val="Normal"/>
     <w:next w:val="Normal"/>
@@ -4804,7 +4789,7 @@
   </w:style>
   <w:style w:type="character" w:customStyle="1" w:styleId="Mentionnonrsolue1">
     <w:name w:val="Mention non résolue1"/>
-    <w:basedOn w:val="Policepardfaut"/>
+    <w:basedOn w:val="DefaultParagraphFont"/>
     <w:uiPriority w:val="99"/>
     <w:semiHidden/>
     <w:unhideWhenUsed/>
